--- a/oops mcq.docx
+++ b/oops mcq.docx
@@ -77,6 +77,7 @@
       <w:r>
         <w:rPr>
           <w:rFonts w:ascii="Arial" w:hAnsi="Arial" w:cs="Arial"/>
+          <w:b/>
           <w:color w:val="3A3A3A"/>
           <w:sz w:val="29"/>
           <w:szCs w:val="23"/>
@@ -84,8 +85,6 @@
         </w:rPr>
         <w:t>c) Alan Kay</w:t>
       </w:r>
-      <w:bookmarkStart w:id="0" w:name="_GoBack"/>
-      <w:bookmarkEnd w:id="0"/>
       <w:r>
         <w:rPr>
           <w:rFonts w:ascii="Arial" w:hAnsi="Arial" w:cs="Arial"/>
@@ -207,6 +206,7 @@
       <w:r>
         <w:rPr>
           <w:rFonts w:ascii="Arial" w:hAnsi="Arial" w:cs="Arial"/>
+          <w:b/>
           <w:color w:val="3A3A3A"/>
           <w:sz w:val="29"/>
           <w:szCs w:val="23"/>
@@ -287,6 +287,7 @@
       <w:r>
         <w:rPr>
           <w:rFonts w:ascii="Arial" w:hAnsi="Arial" w:cs="Arial"/>
+          <w:b/>
           <w:color w:val="3A3A3A"/>
           <w:sz w:val="29"/>
           <w:szCs w:val="23"/>
@@ -298,6 +299,7 @@
       <w:r>
         <w:rPr>
           <w:rFonts w:ascii="Arial" w:hAnsi="Arial" w:cs="Arial"/>
+          <w:b/>
           <w:color w:val="3A3A3A"/>
           <w:sz w:val="29"/>
           <w:szCs w:val="23"/>
@@ -424,6 +426,7 @@
       <w:r>
         <w:rPr>
           <w:rFonts w:ascii="Arial" w:hAnsi="Arial" w:cs="Arial"/>
+          <w:b/>
           <w:color w:val="3A3A3A"/>
           <w:sz w:val="29"/>
           <w:szCs w:val="23"/>
@@ -549,6 +552,7 @@
       <w:r>
         <w:rPr>
           <w:rFonts w:ascii="Arial" w:hAnsi="Arial" w:cs="Arial"/>
+          <w:b/>
           <w:color w:val="3A3A3A"/>
           <w:sz w:val="29"/>
           <w:szCs w:val="23"/>
@@ -598,6 +602,7 @@
       <w:r>
         <w:rPr>
           <w:rFonts w:ascii="Arial" w:hAnsi="Arial" w:cs="Arial"/>
+          <w:b/>
           <w:color w:val="3A3A3A"/>
           <w:sz w:val="29"/>
           <w:szCs w:val="23"/>
@@ -608,6 +613,7 @@
       <w:r>
         <w:rPr>
           <w:rFonts w:ascii="Arial" w:hAnsi="Arial" w:cs="Arial"/>
+          <w:b/>
           <w:color w:val="3A3A3A"/>
           <w:sz w:val="29"/>
           <w:szCs w:val="23"/>
@@ -760,6 +766,7 @@
       <w:r>
         <w:rPr>
           <w:rFonts w:ascii="Arial" w:hAnsi="Arial" w:cs="Arial"/>
+          <w:b/>
           <w:color w:val="3A3A3A"/>
           <w:sz w:val="29"/>
           <w:szCs w:val="23"/>
@@ -890,11 +897,23 @@
           <w:szCs w:val="23"/>
           <w:shd w:val="clear" w:color="auto" w:fill="FFFFFF"/>
         </w:rPr>
-        <w:t>c) Platform independent</w:t>
-      </w:r>
-      <w:r>
-        <w:rPr>
-          <w:rFonts w:ascii="Arial" w:hAnsi="Arial" w:cs="Arial"/>
+        <w:t xml:space="preserve">c) </w:t>
+      </w:r>
+      <w:r>
+        <w:rPr>
+          <w:rFonts w:ascii="Arial" w:hAnsi="Arial" w:cs="Arial"/>
+          <w:b/>
+          <w:color w:val="3A3A3A"/>
+          <w:sz w:val="29"/>
+          <w:szCs w:val="23"/>
+          <w:shd w:val="clear" w:color="auto" w:fill="FFFFFF"/>
+        </w:rPr>
+        <w:t>Platform independent</w:t>
+      </w:r>
+      <w:r>
+        <w:rPr>
+          <w:rFonts w:ascii="Arial" w:hAnsi="Arial" w:cs="Arial"/>
+          <w:b/>
           <w:color w:val="3A3A3A"/>
           <w:sz w:val="29"/>
           <w:szCs w:val="23"/>
@@ -1016,6 +1035,7 @@
       <w:r>
         <w:rPr>
           <w:rFonts w:ascii="Arial" w:hAnsi="Arial" w:cs="Arial"/>
+          <w:b/>
           <w:color w:val="3A3A3A"/>
           <w:sz w:val="29"/>
           <w:szCs w:val="23"/>
@@ -1027,6 +1047,7 @@
       <w:r>
         <w:rPr>
           <w:rFonts w:ascii="Arial" w:hAnsi="Arial" w:cs="Arial"/>
+          <w:b/>
           <w:color w:val="3A3A3A"/>
           <w:sz w:val="29"/>
           <w:szCs w:val="23"/>
@@ -1038,6 +1059,7 @@
       <w:r>
         <w:rPr>
           <w:rFonts w:ascii="Arial" w:hAnsi="Arial" w:cs="Arial"/>
+          <w:b/>
           <w:color w:val="3A3A3A"/>
           <w:sz w:val="29"/>
           <w:szCs w:val="23"/>
@@ -1049,6 +1071,7 @@
       <w:r>
         <w:rPr>
           <w:rFonts w:ascii="Arial" w:hAnsi="Arial" w:cs="Arial"/>
+          <w:b/>
           <w:color w:val="3A3A3A"/>
           <w:sz w:val="29"/>
           <w:szCs w:val="23"/>
@@ -1060,6 +1083,7 @@
       <w:r>
         <w:rPr>
           <w:rFonts w:ascii="Arial" w:hAnsi="Arial" w:cs="Arial"/>
+          <w:b/>
           <w:color w:val="3A3A3A"/>
           <w:sz w:val="29"/>
           <w:szCs w:val="23"/>
@@ -1070,6 +1094,7 @@
       <w:r>
         <w:rPr>
           <w:rFonts w:ascii="Arial" w:hAnsi="Arial" w:cs="Arial"/>
+          <w:b/>
           <w:color w:val="3A3A3A"/>
           <w:sz w:val="29"/>
           <w:szCs w:val="23"/>
@@ -1763,6 +1788,7 @@
       <w:r>
         <w:rPr>
           <w:rFonts w:ascii="Arial" w:eastAsia="Times New Roman" w:hAnsi="Arial" w:cs="Arial"/>
+          <w:b/>
           <w:color w:val="3A3A3A"/>
           <w:sz w:val="29"/>
           <w:szCs w:val="23"/>
@@ -1856,6 +1882,7 @@
       <w:r>
         <w:rPr>
           <w:rFonts w:ascii="Arial" w:hAnsi="Arial" w:cs="Arial"/>
+          <w:b/>
           <w:color w:val="3A3A3A"/>
           <w:sz w:val="29"/>
           <w:szCs w:val="23"/>
@@ -1982,6 +2009,7 @@
       <w:r>
         <w:rPr>
           <w:rFonts w:ascii="Arial" w:hAnsi="Arial" w:cs="Arial"/>
+          <w:b/>
           <w:color w:val="3A3A3A"/>
           <w:sz w:val="29"/>
           <w:szCs w:val="23"/>
@@ -2069,6 +2097,7 @@
       <w:r>
         <w:rPr>
           <w:rFonts w:ascii="Arial" w:hAnsi="Arial" w:cs="Arial"/>
+          <w:b/>
           <w:color w:val="3A3A3A"/>
           <w:sz w:val="29"/>
           <w:szCs w:val="23"/>
@@ -2079,6 +2108,7 @@
       <w:r>
         <w:rPr>
           <w:rFonts w:ascii="Arial" w:hAnsi="Arial" w:cs="Arial"/>
+          <w:b/>
           <w:color w:val="3A3A3A"/>
           <w:sz w:val="29"/>
           <w:szCs w:val="23"/>
@@ -2131,6 +2161,7 @@
           <w:numId w:val="1"/>
         </w:numPr>
         <w:rPr>
+          <w:b/>
           <w:sz w:val="28"/>
         </w:rPr>
       </w:pPr>
@@ -2213,6 +2244,7 @@
       <w:r>
         <w:rPr>
           <w:rFonts w:ascii="Arial" w:hAnsi="Arial" w:cs="Arial"/>
+          <w:b/>
           <w:color w:val="3A3A3A"/>
           <w:sz w:val="29"/>
           <w:szCs w:val="23"/>
@@ -2262,6 +2294,7 @@
       <w:r>
         <w:rPr>
           <w:rFonts w:ascii="Arial" w:hAnsi="Arial" w:cs="Arial"/>
+          <w:b/>
           <w:color w:val="3A3A3A"/>
           <w:sz w:val="29"/>
           <w:szCs w:val="23"/>
@@ -2272,6 +2305,7 @@
       <w:r>
         <w:rPr>
           <w:rFonts w:ascii="Arial" w:hAnsi="Arial" w:cs="Arial"/>
+          <w:b/>
           <w:color w:val="3A3A3A"/>
           <w:sz w:val="29"/>
           <w:szCs w:val="23"/>
@@ -2387,6 +2421,7 @@
       <w:r>
         <w:rPr>
           <w:rFonts w:ascii="Arial" w:hAnsi="Arial" w:cs="Arial"/>
+          <w:b/>
           <w:color w:val="3A3A3A"/>
           <w:sz w:val="29"/>
           <w:szCs w:val="23"/>
@@ -2411,6 +2446,7 @@
           <w:szCs w:val="23"/>
           <w:shd w:val="clear" w:color="auto" w:fill="FFFFFF"/>
         </w:rPr>
+        <w:lastRenderedPageBreak/>
         <w:t>c) It is feature of OOP</w:t>
       </w:r>
       <w:r>
@@ -3291,6 +3327,15 @@
           <w:szCs w:val="23"/>
         </w:rPr>
         <w:br/>
+      </w:r>
+      <w:r>
+        <w:rPr>
+          <w:rFonts w:ascii="Arial" w:hAnsi="Arial" w:cs="Arial"/>
+          <w:b/>
+          <w:color w:val="3A3A3A"/>
+          <w:sz w:val="29"/>
+          <w:szCs w:val="23"/>
+        </w:rPr>
         <w:t>d) Compile time error</w:t>
       </w:r>
     </w:p>
@@ -3327,6 +3372,7 @@
       <w:r>
         <w:rPr>
           <w:rFonts w:ascii="Arial" w:hAnsi="Arial" w:cs="Arial"/>
+          <w:b/>
           <w:color w:val="3A3A3A"/>
           <w:sz w:val="29"/>
           <w:szCs w:val="23"/>
@@ -3444,6 +3490,7 @@
       <w:r>
         <w:rPr>
           <w:rFonts w:ascii="Arial" w:hAnsi="Arial" w:cs="Arial"/>
+          <w:b/>
           <w:color w:val="3A3A3A"/>
           <w:sz w:val="29"/>
           <w:szCs w:val="23"/>
@@ -3454,6 +3501,7 @@
       <w:r>
         <w:rPr>
           <w:rFonts w:ascii="Arial" w:hAnsi="Arial" w:cs="Arial"/>
+          <w:b/>
           <w:color w:val="3A3A3A"/>
           <w:sz w:val="29"/>
           <w:szCs w:val="23"/>
@@ -3561,12 +3609,26 @@
       <w:r>
         <w:rPr>
           <w:rFonts w:ascii="Arial" w:hAnsi="Arial" w:cs="Arial"/>
-          <w:color w:val="3A3A3A"/>
-          <w:sz w:val="29"/>
-          <w:szCs w:val="23"/>
-          <w:shd w:val="clear" w:color="auto" w:fill="FFFFFF"/>
-        </w:rPr>
-        <w:t>c) Public</w:t>
+          <w:b/>
+          <w:color w:val="3A3A3A"/>
+          <w:sz w:val="29"/>
+          <w:szCs w:val="23"/>
+          <w:shd w:val="clear" w:color="auto" w:fill="FFFFFF"/>
+        </w:rPr>
+        <w:t>c) Publi</w:t>
+      </w:r>
+      <w:bookmarkStart w:id="0" w:name="_GoBack"/>
+      <w:bookmarkEnd w:id="0"/>
+      <w:r>
+        <w:rPr>
+          <w:rFonts w:ascii="Arial" w:hAnsi="Arial" w:cs="Arial"/>
+          <w:b/>
+          <w:color w:val="3A3A3A"/>
+          <w:sz w:val="29"/>
+          <w:szCs w:val="23"/>
+          <w:shd w:val="clear" w:color="auto" w:fill="FFFFFF"/>
+        </w:rPr>
+        <w:t>c</w:t>
       </w:r>
       <w:r>
         <w:rPr>
@@ -3587,21 +3649,6 @@
         </w:rPr>
         <w:t>d) Protected</w:t>
       </w:r>
-    </w:p>
-    <w:p>
-      <w:pPr>
-        <w:pStyle w:val="ListParagraph"/>
-        <w:rPr>
-          <w:sz w:val="28"/>
-        </w:rPr>
-      </w:pPr>
-    </w:p>
-    <w:p>
-      <w:pPr>
-        <w:rPr>
-          <w:sz w:val="28"/>
-        </w:rPr>
-      </w:pPr>
     </w:p>
     <w:sectPr>
       <w:headerReference w:type="default" r:id="rId7"/>
